--- a/pdf/docs/hierarchy_place.docx
+++ b/pdf/docs/hierarchy_place.docx
@@ -262,23 +262,7 @@
           <w:sz w:val="20"/>
           <w:szCs w:val="20"/>
         </w:rPr>
-        <w:t>a liste</w:t>
-      </w:r>
-      <w:r>
-        <w:rPr>
-          <w:rFonts w:ascii="Arial" w:eastAsia="Arial" w:hAnsi="Arial" w:cs="Arial"/>
-          <w:sz w:val="20"/>
-          <w:szCs w:val="20"/>
-        </w:rPr>
-        <w:t xml:space="preserve"> </w:t>
-      </w:r>
-      <w:r>
-        <w:rPr>
-          <w:rFonts w:ascii="Arial" w:eastAsia="Arial" w:hAnsi="Arial" w:cs="Arial"/>
-          <w:sz w:val="20"/>
-          <w:szCs w:val="20"/>
-        </w:rPr>
-        <w:t>des</w:t>
+        <w:t>a liste des</w:t>
       </w:r>
       <w:r>
         <w:rPr>
@@ -648,6 +632,40 @@
         </w:rPr>
         <w:t>:</w:t>
       </w:r>
+      <w:r>
+        <w:rPr>
+          <w:rFonts w:ascii="Arial" w:hAnsi="Arial" w:cs="Arial"/>
+          <w:sz w:val="20"/>
+          <w:szCs w:val="20"/>
+        </w:rPr>
+        <w:t xml:space="preserve"> </w:t>
+      </w:r>
+      <w:r>
+        <w:rPr>
+          <w:rFonts w:ascii="Arial" w:hAnsi="Arial" w:cs="Arial"/>
+          <w:sz w:val="20"/>
+          <w:szCs w:val="20"/>
+        </w:rPr>
+        <w:t xml:space="preserve">en distanciel </w:t>
+      </w:r>
+      <w:r>
+        <w:rPr>
+          <w:rFonts w:ascii="Arial" w:hAnsi="Arial" w:cs="Arial"/>
+          <w:sz w:val="20"/>
+          <w:szCs w:val="20"/>
+        </w:rPr>
+        <w:t xml:space="preserve">via la plateforme </w:t>
+      </w:r>
+      <w:r>
+        <w:rPr>
+          <w:rFonts w:ascii="Arial" w:hAnsi="Arial" w:cs="Arial"/>
+          <w:b/>
+          <w:bCs/>
+          <w:sz w:val="20"/>
+          <w:szCs w:val="20"/>
+        </w:rPr>
+        <w:t>PGPG</w:t>
+      </w:r>
     </w:p>
     <w:p>
       <w:pPr>
@@ -693,6 +711,48 @@
         </w:rPr>
         <w:t>(Français + Anglais)</w:t>
       </w:r>
+      <w:r>
+        <w:rPr>
+          <w:rFonts w:ascii="Arial" w:hAnsi="Arial" w:cs="Arial"/>
+          <w:sz w:val="20"/>
+          <w:szCs w:val="20"/>
+        </w:rPr>
+        <w:t xml:space="preserve"> </w:t>
+      </w:r>
+      <w:r>
+        <w:rPr>
+          <w:rFonts w:ascii="Arial" w:hAnsi="Arial" w:cs="Arial"/>
+          <w:sz w:val="20"/>
+          <w:szCs w:val="20"/>
+        </w:rPr>
+        <w:t xml:space="preserve">: </w:t>
+      </w:r>
+      <w:r>
+        <w:rPr>
+          <w:rFonts w:ascii="Arial" w:hAnsi="Arial" w:cs="Arial"/>
+          <w:sz w:val="20"/>
+          <w:szCs w:val="20"/>
+        </w:rPr>
+        <w:t xml:space="preserve">en distanciel </w:t>
+      </w:r>
+      <w:r>
+        <w:rPr>
+          <w:rFonts w:ascii="Arial" w:hAnsi="Arial" w:cs="Arial"/>
+          <w:sz w:val="20"/>
+          <w:szCs w:val="20"/>
+        </w:rPr>
+        <w:t xml:space="preserve">via la plateforme </w:t>
+      </w:r>
+      <w:r>
+        <w:rPr>
+          <w:rFonts w:ascii="Arial" w:hAnsi="Arial" w:cs="Arial"/>
+          <w:b/>
+          <w:bCs/>
+          <w:sz w:val="20"/>
+          <w:szCs w:val="20"/>
+        </w:rPr>
+        <w:t>PGPG</w:t>
+      </w:r>
     </w:p>
     <w:p>
       <w:pPr>
@@ -741,6 +801,50 @@
         </w:rPr>
         <w:t xml:space="preserve"> Plateforme de TP</w:t>
       </w:r>
+      <w:r>
+        <w:rPr>
+          <w:rFonts w:ascii="Arial" w:eastAsia="Arial" w:hAnsi="Arial" w:cs="Arial"/>
+          <w:b/>
+          <w:bCs/>
+          <w:sz w:val="20"/>
+          <w:szCs w:val="20"/>
+        </w:rPr>
+        <w:t xml:space="preserve"> </w:t>
+      </w:r>
+      <w:r>
+        <w:rPr>
+          <w:rFonts w:ascii="Arial" w:hAnsi="Arial" w:cs="Arial"/>
+          <w:sz w:val="20"/>
+          <w:szCs w:val="20"/>
+        </w:rPr>
+        <w:t xml:space="preserve">: </w:t>
+      </w:r>
+      <w:r>
+        <w:rPr>
+          <w:rFonts w:ascii="Arial" w:hAnsi="Arial" w:cs="Arial"/>
+          <w:sz w:val="20"/>
+          <w:szCs w:val="20"/>
+        </w:rPr>
+        <w:t xml:space="preserve">en distanciel </w:t>
+      </w:r>
+      <w:r>
+        <w:rPr>
+          <w:rFonts w:ascii="Arial" w:hAnsi="Arial" w:cs="Arial"/>
+          <w:sz w:val="20"/>
+          <w:szCs w:val="20"/>
+        </w:rPr>
+        <w:t xml:space="preserve">via la plateforme </w:t>
+      </w:r>
+      <w:r>
+        <w:rPr>
+          <w:rFonts w:ascii="Arial" w:hAnsi="Arial" w:cs="Arial"/>
+          <w:b/>
+          <w:bCs/>
+          <w:sz w:val="20"/>
+          <w:szCs w:val="20"/>
+        </w:rPr>
+        <w:t>PGPG</w:t>
+      </w:r>
     </w:p>
     <w:p>
       <w:pPr>
@@ -768,6 +872,50 @@
         </w:rPr>
         <w:t>Supports Pédagogiques</w:t>
       </w:r>
+      <w:r>
+        <w:rPr>
+          <w:rFonts w:ascii="Arial" w:hAnsi="Arial" w:cs="Arial"/>
+          <w:b/>
+          <w:bCs/>
+          <w:sz w:val="20"/>
+          <w:szCs w:val="20"/>
+        </w:rPr>
+        <w:t xml:space="preserve"> </w:t>
+      </w:r>
+      <w:r>
+        <w:rPr>
+          <w:rFonts w:ascii="Arial" w:hAnsi="Arial" w:cs="Arial"/>
+          <w:sz w:val="20"/>
+          <w:szCs w:val="20"/>
+        </w:rPr>
+        <w:t xml:space="preserve">: </w:t>
+      </w:r>
+      <w:r>
+        <w:rPr>
+          <w:rFonts w:ascii="Arial" w:hAnsi="Arial" w:cs="Arial"/>
+          <w:sz w:val="20"/>
+          <w:szCs w:val="20"/>
+        </w:rPr>
+        <w:t xml:space="preserve">en distanciel </w:t>
+      </w:r>
+      <w:r>
+        <w:rPr>
+          <w:rFonts w:ascii="Arial" w:hAnsi="Arial" w:cs="Arial"/>
+          <w:sz w:val="20"/>
+          <w:szCs w:val="20"/>
+        </w:rPr>
+        <w:t xml:space="preserve">via la plateforme </w:t>
+      </w:r>
+      <w:r>
+        <w:rPr>
+          <w:rFonts w:ascii="Arial" w:hAnsi="Arial" w:cs="Arial"/>
+          <w:b/>
+          <w:bCs/>
+          <w:sz w:val="20"/>
+          <w:szCs w:val="20"/>
+        </w:rPr>
+        <w:t>PGPG</w:t>
+      </w:r>
     </w:p>
     <w:p>
       <w:pPr>
@@ -794,6 +942,50 @@
           <w:szCs w:val="20"/>
         </w:rPr>
         <w:t>Production RDI</w:t>
+      </w:r>
+      <w:r>
+        <w:rPr>
+          <w:rFonts w:ascii="Arial" w:hAnsi="Arial" w:cs="Arial"/>
+          <w:b/>
+          <w:bCs/>
+          <w:sz w:val="20"/>
+          <w:szCs w:val="20"/>
+        </w:rPr>
+        <w:t> </w:t>
+      </w:r>
+      <w:r>
+        <w:rPr>
+          <w:rFonts w:ascii="Arial" w:hAnsi="Arial" w:cs="Arial"/>
+          <w:sz w:val="20"/>
+          <w:szCs w:val="20"/>
+        </w:rPr>
+        <w:t xml:space="preserve">: </w:t>
+      </w:r>
+      <w:r>
+        <w:rPr>
+          <w:rFonts w:ascii="Arial" w:hAnsi="Arial" w:cs="Arial"/>
+          <w:sz w:val="20"/>
+          <w:szCs w:val="20"/>
+        </w:rPr>
+        <w:t xml:space="preserve">en distanciel </w:t>
+      </w:r>
+      <w:r>
+        <w:rPr>
+          <w:rFonts w:ascii="Arial" w:hAnsi="Arial" w:cs="Arial"/>
+          <w:sz w:val="20"/>
+          <w:szCs w:val="20"/>
+        </w:rPr>
+        <w:t xml:space="preserve">via la plateforme </w:t>
+      </w:r>
+      <w:r>
+        <w:rPr>
+          <w:rFonts w:ascii="Arial" w:hAnsi="Arial" w:cs="Arial"/>
+          <w:b/>
+          <w:bCs/>
+          <w:sz w:val="20"/>
+          <w:szCs w:val="20"/>
+        </w:rPr>
+        <w:t>PGPG</w:t>
       </w:r>
     </w:p>
     <w:p>
